--- a/1_Диверсифікація інвестицій/3_Модуль 3_Практичне завдання 1_Підготуйте доповідь на тему.docx
+++ b/1_Диверсифікація інвестицій/3_Модуль 3_Практичне завдання 1_Підготуйте доповідь на тему.docx
@@ -27,6 +27,170 @@
           <w:shd w:val="clear" w:color="auto" w:fill="F8F9FA"/>
         </w:rPr>
         <w:t>стема показників, які використовуються при аналізі інвестиційних процесів</w:t>
+      </w:r>
+    </w:p>
+    <w:p/>
+    <w:p>
+      <w:pPr>
+        <w:jc w:val="center"/>
+      </w:pPr>
+      <w:r>
+        <w:rPr>
+          <w:b/>
+          <w:sz w:val="26"/>
+        </w:rPr>
+        <w:t>Система показників, які використовуються при аналізі інвестиційних процесів</w:t>
+      </w:r>
+    </w:p>
+    <w:p>
+      <w:pPr>
+        <w:jc w:val="center"/>
+      </w:pPr>
+      <w:r>
+        <w:t>Доповідь</w:t>
+      </w:r>
+    </w:p>
+    <w:p>
+      <w:pPr>
+        <w:spacing w:after="120"/>
+        <w:ind w:firstLine="360"/>
+      </w:pPr>
+      <w:r>
+        <w:t>Перш ніж вкласти кошти в будь-який проект, інвестор має відповісти на просте за формулюванням, але складне за суттю питання: чи варта ця справа тих грошей, які в неї доведеться вкласти. Саме на це й працює система показників аналізу інвестиційних процесів — набір критеріїв, що дозволяють оцінити проект, обґрунтувати доцільність участі в ньому та, за потреби, порівняти кілька проектів і обрати найкращий. У своїй доповіді я хочу показати, з чого складається цей аналіз і які показники є його основним інструментом.</w:t>
+      </w:r>
+    </w:p>
+    <w:p>
+      <w:pPr>
+        <w:spacing w:before="200"/>
+      </w:pPr>
+      <w:r>
+        <w:rPr>
+          <w:b/>
+        </w:rPr>
+        <w:t>Проектний аналіз як основа оцінки</w:t>
+      </w:r>
+    </w:p>
+    <w:p>
+      <w:pPr>
+        <w:spacing w:after="120"/>
+        <w:ind w:firstLine="360"/>
+      </w:pPr>
+      <w:r>
+        <w:t>Сама оцінка не зводиться лише до фінансів. У теорії проектний аналіз розглядають як сукупність методологічних прийомів, що застосовуються для обґрунтування проектних рішень, і він охоплює кілька складових. Технічний аналіз має визначити найдоцільнішу для проекту техніку й технологію; комерційний — оцінити ринок збуту майбутньої продукції; інституціональний — організаційно-правове та адміністративне середовище. Окремо виділяють соціальний аналіз, що вивчає вплив проекту на життя місцевих жителів, бюджетний — наслідки для державного чи місцевого бюджету, та аналіз навколишнього середовища. Проте вирішальне значення мають фінансовий та економічний аналіз: перший оцінює проект із позиції фірми та її кредиторів, другий — дохідність з погляду всього суспільства. Саме вони показують реальну ефективність вкладення коштів, тож і система показників, про яку йдеться далі, належить насамперед до фінансово-економічної оцінки.</w:t>
+      </w:r>
+    </w:p>
+    <w:p>
+      <w:pPr>
+        <w:spacing w:after="120"/>
+        <w:ind w:firstLine="360"/>
+      </w:pPr>
+      <w:r>
+        <w:t>Складність такої оцінки пояснюється кількома обставинами: інвестиційні витрати нерідко здійснюються одноразово, тоді як результати проект приносить упродовж тривалого часу, а довгострокове фінансування завжди підвищує невизначеність і ризик помилки. Через це не існує єдиного універсального показника — на практиці застосовують цілу систему критеріїв, які умовно поділяють на дві групи: ті, що враховують вартість грошей у часі (дисконтні), і ті, що її не враховують (облікові, статичні).</w:t>
+      </w:r>
+    </w:p>
+    <w:p>
+      <w:pPr>
+        <w:spacing w:before="200"/>
+      </w:pPr>
+      <w:r>
+        <w:rPr>
+          <w:b/>
+        </w:rPr>
+        <w:t>Показники, що враховують вартість грошей у часі</w:t>
+      </w:r>
+    </w:p>
+    <w:p>
+      <w:pPr>
+        <w:spacing w:after="120"/>
+        <w:ind w:firstLine="360"/>
+      </w:pPr>
+      <w:r>
+        <w:t>Центральне місце в міжнародній практиці посідає чиста поточна (приведена) вартість, NPV. Цей показник демонструє, на яку величину зросте цінність компанії в результаті реалізації проекту, і завжди визначається методом дисконтованих грошових потоків. Логіка проста: якщо приведені до сьогодні доходи перевищують приведені витрати, проект створює вартість і його варто приймати.</w:t>
+      </w:r>
+    </w:p>
+    <w:p>
+      <w:pPr>
+        <w:spacing w:after="120"/>
+        <w:ind w:firstLine="360"/>
+      </w:pPr>
+      <w:r>
+        <w:t>Тісно пов’язаний із NPV індекс рентабельності інвестицій, PI. Він зіставляє поточну вартість грошових надходжень із поточною вартістю вкладених коштів, тобто фактично співвідносить дохідну й інвестиційну частини NPV. Показник зручний для оцінки рівня ефективності, проте має обмеження: його не варто використовувати для ранжування варіантів, оскільки результат залежить від прийнятої норми дисконту й містить елемент суб’єктивізму.</w:t>
+      </w:r>
+    </w:p>
+    <w:p>
+      <w:pPr>
+        <w:spacing w:after="120"/>
+        <w:ind w:firstLine="360"/>
+      </w:pPr>
+      <w:r>
+        <w:t>Ще один ключовий критерій — внутрішня норма прибутковості, IRR. Це та ставка дисконту, за якої поточна вартість доходів від проекту дорівнює поточній вартості вкладень, тобто за якої NPV перетворюється на нуль. Економічно IRR означає максимальний відсоток за залучені кошти, який проект здатний витримати, залишаючись беззбитковим. На практиці її знаходять підбором, методом послідовних наближень, і вона особливо корисна, коли треба вирішити, чи доцільно залучати кредитні ресурси.</w:t>
+      </w:r>
+    </w:p>
+    <w:p>
+      <w:pPr>
+        <w:spacing w:after="120"/>
+        <w:ind w:firstLine="360"/>
+      </w:pPr>
+      <w:r>
+        <w:t>Доповнює IRR її модифікований варіант — MIRR. Він усуває головну ваду звичайної внутрішньої норми, а саме проблему множинності значень для нестандартних грошових потоків, і дає коректнішу оцінку ставки реінвестування: усі доходи приводяться до кінцевої вартості за середньозваженою вартістю капіталу. Правило прийняття рішення тут чітке — проект приймають, якщо MIRR перевищує вартість джерела фінансування (WACC).</w:t>
+      </w:r>
+    </w:p>
+    <w:p>
+      <w:pPr>
+        <w:spacing w:before="200"/>
+      </w:pPr>
+      <w:r>
+        <w:rPr>
+          <w:b/>
+        </w:rPr>
+        <w:t>Облікові показники, що не передбачають дисконтування</w:t>
+      </w:r>
+    </w:p>
+    <w:p>
+      <w:pPr>
+        <w:spacing w:after="120"/>
+        <w:ind w:firstLine="360"/>
+      </w:pPr>
+      <w:r>
+        <w:t>Друга група показників простіша в розрахунку, бо не приводить грошові потоки до теперішньої вартості. Передусім це термін окупності, PP, — проміжок часу від початку реалізації проекту до моменту, коли доходи від експлуатації зрівняються з початковими інвестиціями. Чим він коротший, тим менший ризик, тому до цього показника особливо уважні інвестори, що вкладають кошти у ризиковані проекти.</w:t>
+      </w:r>
+    </w:p>
+    <w:p>
+      <w:pPr>
+        <w:spacing w:after="120"/>
+        <w:ind w:firstLine="360"/>
+      </w:pPr>
+      <w:r>
+        <w:t>Зарубіжні корпорації часто застосовують коефіцієнт ефективності інвестицій, або облікову норму прибутку, ARR. Його обчислюють діленням середньорічного чистого прибутку на середню величину інвестицій, а отриманий результат порівнюють із рентабельністю авансованого капіталу ROA — за правилом, проект прийнятний, коли ARR перевищує ROA. Цей метод не дисконтує доходи й оперує бухгалтерським показником чистого прибутку, через що він простий і дуже поширений на практиці.</w:t>
+      </w:r>
+    </w:p>
+    <w:p>
+      <w:pPr>
+        <w:spacing w:after="120"/>
+        <w:ind w:firstLine="360"/>
+      </w:pPr>
+      <w:r>
+        <w:t>До цієї ж групи належить бухгалтерська рентабельність інвестицій, ROI, що дає узагальнену оцінку прибутковості вкладень в активи, та середня норма рентабельності ARR’, яка показує співвідношення середньорічних надходжень і початкових інвестицій. Усі ці показники зорієнтовані не на грошові потоки, а на бухгалтерський прибуток, тому їх найдоречніше застосовувати при порівнянні діяльності окремих підрозділів компанії.</w:t>
+      </w:r>
+    </w:p>
+    <w:p>
+      <w:pPr>
+        <w:spacing w:before="200"/>
+      </w:pPr>
+      <w:r>
+        <w:rPr>
+          <w:b/>
+        </w:rPr>
+        <w:t>Висновок</w:t>
+      </w:r>
+    </w:p>
+    <w:p>
+      <w:pPr>
+        <w:spacing w:after="120"/>
+        <w:ind w:firstLine="360"/>
+      </w:pPr>
+      <w:r>
+        <w:t>Отже, система показників аналізу інвестиційних процесів — це не один універсальний критерій, а взаємодоповнювані групи інструментів. Дисконтні показники (NPV, PI, IRR, MIRR) враховують вартість грошей у часі й точніше відображають реальну ефективність, тоді як облікові (PP, ARR, ROI, ROA) простіші та зручні для швидкої оцінки й порівнянь. На практиці їх застосовують разом: лише комплексний погляд дозволяє ухвалити обґрунтоване рішення про реалізацію проекту з мінімальним ризиком помилки. Дякую за увагу.</w:t>
       </w:r>
     </w:p>
     <w:sectPr>

--- a/1_Диверсифікація інвестицій/3_Модуль 3_Практичне завдання 1_Підготуйте доповідь на тему.docx
+++ b/1_Диверсифікація інвестицій/3_Модуль 3_Практичне завдання 1_Підготуйте доповідь на тему.docx
@@ -27,6 +27,274 @@
           <w:shd w:val="clear" w:color="auto" w:fill="F8F9FA"/>
         </w:rPr>
         <w:t>стема показників, які використовуються при аналізі інвестиційних процесів</w:t>
+      </w:r>
+    </w:p>
+    <w:p/>
+    <w:p>
+      <w:pPr>
+        <w:jc w:val="center"/>
+      </w:pPr>
+      <w:r>
+        <w:rPr>
+          <w:b/>
+          <w:sz w:val="28"/>
+        </w:rPr>
+        <w:t>ДОПОВІДЬ</w:t>
+      </w:r>
+    </w:p>
+    <w:p>
+      <w:pPr>
+        <w:jc w:val="center"/>
+      </w:pPr>
+      <w:r>
+        <w:rPr>
+          <w:b/>
+          <w:sz w:val="26"/>
+        </w:rPr>
+        <w:t>на тему: «Система показників, які використовуються при аналізі інвестиційних процесів»</w:t>
+      </w:r>
+    </w:p>
+    <w:p/>
+    <w:p>
+      <w:r>
+        <w:rPr>
+          <w:b/>
+          <w:sz w:val="24"/>
+        </w:rPr>
+        <w:t>Вступ</w:t>
+      </w:r>
+    </w:p>
+    <w:p>
+      <w:r>
+        <w:t>Аналіз інвестиційних процесів є невід'ємною складовою прийняття управлінських рішень у сфері міжнародної інвестиційної діяльності. Як зазначається у лекційному матеріалі (Тема 5 «Аналіз і оцінювання міжнародних інвестиційних проектів»), проектний аналіз — це сукупність методологічних заходів та прийомів, які застосовуються для підготовки та обґрунтування проектних рішень. Перед реалізацією будь-якого інвестиційного проекту його необхідно вибрати, спроектувати, розрахувати, а головне — оцінити його ефективність. У даній доповіді розглядається система показників, що використовуються при аналізі інвестиційних процесів.</w:t>
+      </w:r>
+    </w:p>
+    <w:p>
+      <w:r>
+        <w:rPr>
+          <w:b/>
+          <w:sz w:val="24"/>
+        </w:rPr>
+        <w:t>1. Складові проектного аналізу</w:t>
+      </w:r>
+    </w:p>
+    <w:p>
+      <w:r>
+        <w:t>Відповідно до лекційного матеріалу, проектний аналіз включає такі основні складові:</w:t>
+      </w:r>
+    </w:p>
+    <w:p>
+      <w:r>
+        <w:t>— Технічний аналіз — визначення найбільш ефективних для даного проекту техніки та технології;</w:t>
+      </w:r>
+    </w:p>
+    <w:p>
+      <w:r>
+        <w:t>— Комерційний аналіз — аналіз ринку збуту продукції та послуг, які будуть здійснюватися після реалізації інвестиційного проекту;</w:t>
+      </w:r>
+    </w:p>
+    <w:p>
+      <w:r>
+        <w:t>— Інституціональний аналіз — оцінка організаційно-правового, адміністративного, політичного середовища, в якому буде здійснюватися реалізація проекту;</w:t>
+      </w:r>
+    </w:p>
+    <w:p>
+      <w:r>
+        <w:t>— Соціальний аналіз — дослідження впливу проекту на життя місцевих жителів;</w:t>
+      </w:r>
+    </w:p>
+    <w:p>
+      <w:r>
+        <w:t>— Бюджетний аналіз — врахування фінансових наслідків здійснення проекту для державного або місцевого бюджету;</w:t>
+      </w:r>
+    </w:p>
+    <w:p>
+      <w:r>
+        <w:t>— Аналіз навколишнього середовища — виявлення та експертна оцінка можливих збитків від проекту навколишньому середовищу та пропозиції щодо пом'якшення або відвернення цього збитку;</w:t>
+      </w:r>
+    </w:p>
+    <w:p>
+      <w:r>
+        <w:t>— Фінансовий та економічний аналіз — порівняння витрат та користі від проекту. Економічний аналіз оцінює доходність з точки зору всього суспільства (країни), а фінансовий оцінює проект із позиції фірми та її кредиторів.</w:t>
+      </w:r>
+    </w:p>
+    <w:p>
+      <w:r>
+        <w:t>Кожен із цих аналізів є важливим, проте фінансово-економічні аспекти мають вирішальне значення, бо визначають реальну ефективність вкладення коштів.</w:t>
+      </w:r>
+    </w:p>
+    <w:p>
+      <w:r>
+        <w:rPr>
+          <w:b/>
+          <w:sz w:val="24"/>
+        </w:rPr>
+        <w:t>2. Основні показники оцінки інвестиційних проектів</w:t>
+      </w:r>
+    </w:p>
+    <w:p>
+      <w:r>
+        <w:t>У лекційному матеріалі виділяються такі основні методи та показники оцінки інвестиційних проектів:</w:t>
+      </w:r>
+    </w:p>
+    <w:p>
+      <w:r>
+        <w:rPr>
+          <w:b/>
+        </w:rPr>
+        <w:t>2.1. Чиста поточна вартість (NPV — Net Present Value)</w:t>
+      </w:r>
+    </w:p>
+    <w:p>
+      <w:r>
+        <w:t>Метод чистої поточної вартості є одним із основних і найбільш використовуваних, особливо у міжнародній практиці, методів оцінки якості інвестиційних проектів. Цей метод заснований на розрахунку величини можливого приросту вартості компанії в результаті реалізації інвестиційного проекту. Показник NPV є однією з основних характеристик грошового потоку і визначається застосуванням методу дисконтованих грошових потоків. Якщо NPV &gt; 0, проект вважається ефективним та доцільним для реалізації; якщо NPV &lt; 0, проект слід відхилити.</w:t>
+      </w:r>
+    </w:p>
+    <w:p>
+      <w:r>
+        <w:rPr>
+          <w:b/>
+        </w:rPr>
+        <w:t>2.2. Рентабельність інвестицій (PI — Profitability Index)</w:t>
+      </w:r>
+    </w:p>
+    <w:p>
+      <w:r>
+        <w:t>Рентабельність інвестицій — це відношення суми приведених ефектів до величини капіталовкладень. У даному методі загальний підхід до оцінки інвестиційного проекту полягає у зіставленні поточної вартості щорічних грошових надходжень, очищених від інвестицій, з поточною вартістю інвестованих коштів. Це дозволяє зіставити дві частини чистої поточної вартості — дохідну та інвестиційну. Показник PI свідчить про рівень ефективності при одному обмеженні — при прийнятій нормі дисконту. Якщо PI &gt; 1, проект є ефективним; якщо PI &lt; 1 — неефективним.</w:t>
+      </w:r>
+    </w:p>
+    <w:p>
+      <w:r>
+        <w:rPr>
+          <w:b/>
+        </w:rPr>
+        <w:t>2.3. Внутрішня норма прибутковості (IRR — Internal Rate of Return)</w:t>
+      </w:r>
+    </w:p>
+    <w:p>
+      <w:r>
+        <w:t>У методі внутрішньої норми прибутковості використовується концепція дисконтованої вартості. Показник IRR є тією нормою дисконту, за якою величина приведених ефектів дорівнює приведеним капітальним витратам. Сутність даного методу полягає у визначенні такої ставки дисконтування, за якої поточна вартість доходів, очікуваних від реалізації інвестицій, буде дорівнювати поточній вартості необхідних грошових вкладень. Даний показник є максимальним рівнем вартості залучених для здійснення проекту джерел фінансування, коли сам проект залишається беззбитковим. Економічна природа IRR — це максимальний відсоток за фінансові ресурси, які можна виплатити за термін, що дорівнює життєвому циклу проекту. Це дає можливість використовувати IRR для визначення доцільності залучення кредитних ресурсів.</w:t>
+      </w:r>
+    </w:p>
+    <w:p>
+      <w:r>
+        <w:rPr>
+          <w:b/>
+        </w:rPr>
+        <w:t>2.4. Модифікована внутрішня норма прибутковості (MIRR — Modified Internal Rate of Return)</w:t>
+      </w:r>
+    </w:p>
+    <w:p>
+      <w:r>
+        <w:t>Модифікована внутрішня норма прибутковості — це ставка в коефіцієнті дисконтування, яка врівноважує притоки і відтоки коштів за проектом. Усі грошові потоки доходів приводяться до майбутньої (кінцевої) вартості за середньозваженою вартістю капіталу, додаються, сума приводиться до теперішньої вартості за ставкою внутрішньої норми рентабельності. MIRR усуває основний недолік IRR, пов'язаний з припущенням про реінвестування проміжних грошових потоків за ставкою IRR.</w:t>
+      </w:r>
+    </w:p>
+    <w:p>
+      <w:r>
+        <w:rPr>
+          <w:b/>
+        </w:rPr>
+        <w:t>2.5. Термін окупності інвестицій (PP — Payback Period)</w:t>
+      </w:r>
+    </w:p>
+    <w:p>
+      <w:r>
+        <w:t>Термін окупності інвестицій — це період часу, необхідний для повернення інвестованих коштів за рахунок грошових надходжень від реалізації проекту. Цей показник є одним із найпростіших та найбільш зрозумілих для інвесторів. Недоліком методу є те, що він не враховує грошові потоки після періоду окупності та не враховує часову вартість грошей (у простому варіанті). Для усунення другого недоліку використовується дисконтований термін окупності (DPP), який враховує часову вартість грошей.</w:t>
+      </w:r>
+    </w:p>
+    <w:p>
+      <w:r>
+        <w:rPr>
+          <w:b/>
+        </w:rPr>
+        <w:t>2.6. Бухгалтерська рентабельність інвестицій (ARR — Accounting Rate of Return)</w:t>
+      </w:r>
+    </w:p>
+    <w:p>
+      <w:r>
+        <w:t>Бухгалтерська рентабельність інвестицій розраховується як відношення середнього бухгалтерського прибутку за період до середньої величини інвестицій. Цей показник простий у розрахунку та розумінні, проте має суттєвий недолік — не враховує часову вартість грошей та базується на бухгалтерських, а не грошових показниках.</w:t>
+      </w:r>
+    </w:p>
+    <w:p>
+      <w:r>
+        <w:rPr>
+          <w:b/>
+          <w:sz w:val="24"/>
+        </w:rPr>
+        <w:t>3. Процедура фінансово-економічної оцінки інвестиційного проекту</w:t>
+      </w:r>
+    </w:p>
+    <w:p>
+      <w:r>
+        <w:t>Відповідно до лекційного матеріалу, процедура фінансово-економічної оцінки інвестиційного проекту проводиться в такій послідовності:</w:t>
+      </w:r>
+    </w:p>
+    <w:p>
+      <w:r>
+        <w:t>1) Попередній розгляд та аналіз інвестиційного проекту — визначення джерела фінансування з внесенням проекту до інформаційної бази даних інвестиційних проектів. Критеріями оцінки діяльності замовника є окупність проекту, фінансова та виробнича стабільність підприємства, платоспроможність підприємства.</w:t>
+      </w:r>
+    </w:p>
+    <w:p>
+      <w:r>
+        <w:t>2) Поглиблений аналіз інвестиційного проекту — визначення потенційної можливості реалізації проекту за рахунок коштів кредитора та спроможності позичальника раціонально розпорядитися залученими інвестиційними коштами з метою отримання очікуваного результату.</w:t>
+      </w:r>
+    </w:p>
+    <w:p>
+      <w:r>
+        <w:t>Оцінка інвестиційних проектів здійснюється для вирішення трьох основних задач: 1) власне оцінка конкретного проекту; 2) обґрунтування доцільності участі у проекті; 3) порівняння декількох проектів і вибір найкращого з них.</w:t>
+      </w:r>
+    </w:p>
+    <w:p>
+      <w:r>
+        <w:rPr>
+          <w:b/>
+          <w:sz w:val="24"/>
+        </w:rPr>
+        <w:t>4. Особливості застосування показників у міжнародній практиці</w:t>
+      </w:r>
+    </w:p>
+    <w:p>
+      <w:r>
+        <w:t>Як зазначається у лекційному матеріалі, аналіз привабливості кожної операції, яку здійснює міжнародна компанія, проводиться з урахуванням інтересів конкретного учасника. При проведенні оцінки ефективності інвестицій слід враховувати такі фактори:</w:t>
+      </w:r>
+    </w:p>
+    <w:p>
+      <w:r>
+        <w:t>— інвестиційні витрати можуть здійснюватися одноразово або протягом тривалого періоду;</w:t>
+      </w:r>
+    </w:p>
+    <w:p>
+      <w:r>
+        <w:t>— отримання результатів від реалізації інвестиційного проекту є досить тривалою процедурою;</w:t>
+      </w:r>
+    </w:p>
+    <w:p>
+      <w:r>
+        <w:t>— здійснення довгострокового фінансування призводить до зростання невизначеності при оцінці всіх аспектів інвестицій, а також ризику помилок.</w:t>
+      </w:r>
+    </w:p>
+    <w:p>
+      <w:r>
+        <w:t>Основними умовами позитивної оцінки інвестиційного проекту є його організаційно-технічне впровадження з фінансової точки зору, а також прийнятність часового періоду для осіб, які приймають рішення щодо інвестування. Важливою складовою оцінки фінансових аспектів проекту є визначення потоків фінансових ресурсів, необхідних для інвестування, пуску та експлуатації, а також виявлення фінансових ресурсів, доступних з точки зору вартості та часу.</w:t>
+      </w:r>
+    </w:p>
+    <w:p>
+      <w:r>
+        <w:rPr>
+          <w:b/>
+          <w:sz w:val="24"/>
+        </w:rPr>
+        <w:t>Висновки</w:t>
+      </w:r>
+    </w:p>
+    <w:p>
+      <w:r>
+        <w:t>Система показників, які використовуються при аналізі інвестиційних процесів, включає комплекс фінансово-економічних методів та критеріїв, що дозволяють всебічно оцінити ефективність інвестиційних проектів. Основними показниками є чиста поточна вартість (NPV), рентабельність інвестицій (PI), внутрішня норма прибутковості (IRR), модифікована внутрішня норма прибутковості (MIRR), термін окупності (PP) та бухгалтерська рентабельність інвестицій (ARR).</w:t>
+      </w:r>
+    </w:p>
+    <w:p>
+      <w:r>
+        <w:t>Кожен з цих показників має свої переваги та обмеження, тому для прийняття обґрунтованого управлінського рішення необхідно використовувати їх у комплексі. Від об'єктивності та всебічності оцінки залежать строки повернення вкладеного капіталу та темпи розвитку як самої корпорації, так і її дочірніх компаній. Наявність цих факторів вимагає застосовувати різні методи оцінки ефективності реальних інвестицій, які дають можливість приймати обґрунтовані рішення з мінімально можливим рівнем похибки.</w:t>
       </w:r>
     </w:p>
     <w:sectPr>
